--- a/tests/corpus/korvane/files/legal/nda_mutual_thermaglide_2022.docx
+++ b/tests/corpus/korvane/files/legal/nda_mutual_thermaglide_2022.docx
@@ -245,6 +245,9 @@
         <w:gridCol w:w="2880"/>
       </w:tblGrid>
       <w:tr>
+        <w:trPr>
+          <w:cantSplit/>
+        </w:trPr>
         <w:tc>
           <w:tcPr>
             <w:tcW w:type="dxa" w:w="2880"/>
@@ -286,6 +289,9 @@
         </w:tc>
       </w:tr>
       <w:tr>
+        <w:trPr>
+          <w:cantSplit/>
+        </w:trPr>
         <w:tc>
           <w:tcPr>
             <w:tcW w:type="dxa" w:w="2880"/>
@@ -318,6 +324,9 @@
         </w:tc>
       </w:tr>
       <w:tr>
+        <w:trPr>
+          <w:cantSplit/>
+        </w:trPr>
         <w:tc>
           <w:tcPr>
             <w:tcW w:type="dxa" w:w="2880"/>
@@ -350,6 +359,9 @@
         </w:tc>
       </w:tr>
       <w:tr>
+        <w:trPr>
+          <w:cantSplit/>
+        </w:trPr>
         <w:tc>
           <w:tcPr>
             <w:tcW w:type="dxa" w:w="2880"/>
@@ -382,6 +394,9 @@
         </w:tc>
       </w:tr>
       <w:tr>
+        <w:trPr>
+          <w:cantSplit/>
+        </w:trPr>
         <w:tc>
           <w:tcPr>
             <w:tcW w:type="dxa" w:w="2880"/>
@@ -414,6 +429,9 @@
         </w:tc>
       </w:tr>
       <w:tr>
+        <w:trPr>
+          <w:cantSplit/>
+        </w:trPr>
         <w:tc>
           <w:tcPr>
             <w:tcW w:type="dxa" w:w="2880"/>
